--- a/resume.docx
+++ b/resume.docx
@@ -460,7 +460,27 @@
           <w:sz w:val="19"/>
           <w:szCs w:val="19"/>
         </w:rPr>
-        <w:t>Expected Graduation: August 2026</w:t>
+        <w:t xml:space="preserve">Expected Graduation: </w:t>
+      </w:r>
+      <w:r>
+        <w:rPr>
+          <w:rFonts w:ascii="Times New Roman" w:eastAsia="Times New Roman" w:hAnsi="Times New Roman" w:cs="Times New Roman"/>
+          <w:b/>
+          <w:bCs/>
+          <w:sz w:val="19"/>
+          <w:szCs w:val="19"/>
+        </w:rPr>
+        <w:t>October,</w:t>
+      </w:r>
+      <w:r>
+        <w:rPr>
+          <w:rFonts w:ascii="Times New Roman" w:eastAsia="Times New Roman" w:hAnsi="Times New Roman" w:cs="Times New Roman"/>
+          <w:b/>
+          <w:bCs/>
+          <w:sz w:val="19"/>
+          <w:szCs w:val="19"/>
+        </w:rPr>
+        <w:t xml:space="preserve"> 2026</w:t>
       </w:r>
     </w:p>
     <w:p>
@@ -2330,27 +2350,7 @@
             <w:szCs w:val="20"/>
             <w:u w:val="single"/>
           </w:rPr>
-          <w:t>inkedin.com/in/john-pa</w:t>
-        </w:r>
-        <w:r>
-          <w:rPr>
-            <w:rFonts w:ascii="Times New Roman" w:eastAsia="Times New Roman" w:hAnsi="Times New Roman" w:cs="Times New Roman"/>
-            <w:color w:val="1155CC"/>
-            <w:sz w:val="20"/>
-            <w:szCs w:val="20"/>
-            <w:u w:val="single"/>
-          </w:rPr>
-          <w:t>t</w:t>
-        </w:r>
-        <w:r>
-          <w:rPr>
-            <w:rFonts w:ascii="Times New Roman" w:eastAsia="Times New Roman" w:hAnsi="Times New Roman" w:cs="Times New Roman"/>
-            <w:color w:val="1155CC"/>
-            <w:sz w:val="20"/>
-            <w:szCs w:val="20"/>
-            <w:u w:val="single"/>
-          </w:rPr>
-          <w:t xml:space="preserve">rick-palanas </w:t>
+          <w:t xml:space="preserve">inkedin.com/in/john-patrick-palanas </w:t>
         </w:r>
       </w:hyperlink>
     </w:p>
